--- a/TASK/12_CloudFront & Route53_7.docx
+++ b/TASK/12_CloudFront & Route53_7.docx
@@ -1155,6 +1155,9 @@
     </w:p>
     <w:p>
       <w:r>
+        <w:rPr>
+          <w:noProof/>
+        </w:rPr>
         <w:lastRenderedPageBreak/>
         <w:drawing>
           <wp:inline distT="0" distB="0" distL="0" distR="0" wp14:anchorId="3D681216" wp14:editId="629E3957">
@@ -1617,11 +1620,9 @@
       <w:r>
         <w:t xml:space="preserve">Created </w:t>
       </w:r>
-      <w:proofErr w:type="spellStart"/>
-      <w:r>
-        <w:t>cloudfront</w:t>
-      </w:r>
-      <w:proofErr w:type="spellEnd"/>
+      <w:r>
+        <w:t>CloudFront</w:t>
+      </w:r>
       <w:r>
         <w:t xml:space="preserve"> one</w:t>
       </w:r>
@@ -1703,7 +1704,7 @@
           <w:bCs/>
         </w:rPr>
         <w:br/>
-        <w:t xml:space="preserve">it will appear our what we have created </w:t>
+        <w:t xml:space="preserve">it will appear what we have created </w:t>
       </w:r>
     </w:p>
     <w:p>
@@ -1837,6 +1838,7 @@
         <w:rPr>
           <w:b/>
           <w:bCs/>
+          <w:noProof/>
         </w:rPr>
         <w:drawing>
           <wp:inline distT="0" distB="0" distL="0" distR="0" wp14:anchorId="2FCF89B5" wp14:editId="01420814">
@@ -1903,6 +1905,7 @@
         <w:rPr>
           <w:b/>
           <w:bCs/>
+          <w:noProof/>
         </w:rPr>
         <w:drawing>
           <wp:inline distT="0" distB="0" distL="0" distR="0" wp14:anchorId="1F8CA84C" wp14:editId="2646F85A">
@@ -2092,6 +2095,9 @@
     </w:p>
     <w:p>
       <w:r>
+        <w:rPr>
+          <w:noProof/>
+        </w:rPr>
         <w:drawing>
           <wp:inline distT="0" distB="0" distL="0" distR="0" wp14:anchorId="439FC379" wp14:editId="5EFEC42F">
             <wp:extent cx="5943600" cy="2263775"/>
@@ -2131,6 +2137,9 @@
     </w:p>
     <w:p>
       <w:r>
+        <w:rPr>
+          <w:noProof/>
+        </w:rPr>
         <w:lastRenderedPageBreak/>
         <w:drawing>
           <wp:inline distT="0" distB="0" distL="0" distR="0" wp14:anchorId="496F739E" wp14:editId="26F2B23D">
@@ -2204,6 +2213,9 @@
     <w:p/>
     <w:p>
       <w:r>
+        <w:rPr>
+          <w:noProof/>
+        </w:rPr>
         <w:drawing>
           <wp:inline distT="0" distB="0" distL="0" distR="0" wp14:anchorId="11CCBD28" wp14:editId="16DFFB68">
             <wp:extent cx="5943600" cy="2312670"/>
@@ -2244,6 +2256,9 @@
     <w:p/>
     <w:p>
       <w:r>
+        <w:rPr>
+          <w:noProof/>
+        </w:rPr>
         <w:lastRenderedPageBreak/>
         <w:drawing>
           <wp:inline distT="0" distB="0" distL="0" distR="0" wp14:anchorId="07DA96F3" wp14:editId="198C0D92">
@@ -3151,6 +3166,7 @@
   <w:style w:type="character" w:default="1" w:styleId="DefaultParagraphFont">
     <w:name w:val="Default Paragraph Font"/>
     <w:uiPriority w:val="1"/>
+    <w:semiHidden/>
     <w:unhideWhenUsed/>
   </w:style>
   <w:style w:type="table" w:default="1" w:styleId="TableNormal">
